--- a/WebContent/docx/尿路上皮癌基因甲基化尿液检测结果-阳性-佛山市第一人民医院.docx
+++ b/WebContent/docx/尿路上皮癌基因甲基化尿液检测结果-阳性-佛山市第一人民医院.docx
@@ -19,14 +19,14 @@
         </w:rPr>
       </w:pPr>
       <w:bookmarkStart w:id="0" w:name="_Toc21009_WPSOffice_Level1"/>
-      <w:bookmarkStart w:id="1" w:name="_Toc30143_WPSOffice_Level1"/>
-      <w:bookmarkStart w:id="2" w:name="_Toc13806"/>
-      <w:bookmarkStart w:id="3" w:name="_Toc21669"/>
+      <w:bookmarkStart w:id="1" w:name="_Toc21669"/>
+      <w:bookmarkStart w:id="2" w:name="_Toc10446"/>
+      <w:bookmarkStart w:id="3" w:name="_Toc30143_WPSOffice_Level1"/>
       <w:bookmarkStart w:id="4" w:name="_Toc32054"/>
-      <w:bookmarkStart w:id="5" w:name="_Toc27500"/>
-      <w:bookmarkStart w:id="6" w:name="_Toc24397"/>
-      <w:bookmarkStart w:id="7" w:name="_Toc14517"/>
-      <w:bookmarkStart w:id="8" w:name="_Toc10446"/>
+      <w:bookmarkStart w:id="5" w:name="_Toc14517"/>
+      <w:bookmarkStart w:id="6" w:name="_Toc27500"/>
+      <w:bookmarkStart w:id="7" w:name="_Toc24397"/>
+      <w:bookmarkStart w:id="8" w:name="_Toc13806"/>
       <w:bookmarkStart w:id="9" w:name="_Toc24178_WPSOffice_Level1"/>
       <w:r>
         <w:rPr>
@@ -2117,6 +2117,8 @@
           <w:lang w:eastAsia="zh-CN"/>
         </w:rPr>
       </w:pPr>
+      <w:bookmarkStart w:id="12" w:name="_GoBack"/>
+      <w:bookmarkEnd w:id="12"/>
     </w:p>
     <w:tbl>
       <w:tblPr>
@@ -2195,6 +2197,188 @@
                 <w:szCs w:val="24"/>
               </w:rPr>
             </w:pPr>
+            <w:r>
+              <w:rPr>
+                <w:sz w:val="24"/>
+              </w:rPr>
+              <mc:AlternateContent>
+                <mc:Choice Requires="wpg">
+                  <w:drawing>
+                    <wp:anchor distT="0" distB="0" distL="114300" distR="114300" simplePos="0" relativeHeight="251661312" behindDoc="0" locked="0" layoutInCell="1" allowOverlap="1">
+                      <wp:simplePos x="0" y="0"/>
+                      <wp:positionH relativeFrom="column">
+                        <wp:posOffset>-43180</wp:posOffset>
+                      </wp:positionH>
+                      <wp:positionV relativeFrom="paragraph">
+                        <wp:posOffset>-490220</wp:posOffset>
+                      </wp:positionV>
+                      <wp:extent cx="3114040" cy="1442720"/>
+                      <wp:effectExtent l="0" t="0" r="10160" b="5080"/>
+                      <wp:wrapNone/>
+                      <wp:docPr id="4" name="组合 4"/>
+                      <wp:cNvGraphicFramePr/>
+                      <a:graphic xmlns:a="http://schemas.openxmlformats.org/drawingml/2006/main">
+                        <a:graphicData uri="http://schemas.microsoft.com/office/word/2010/wordprocessingGroup">
+                          <wpg:wgp>
+                            <wpg:cNvGrpSpPr/>
+                            <wpg:grpSpPr>
+                              <a:xfrm>
+                                <a:off x="0" y="0"/>
+                                <a:ext cx="3114040" cy="1442720"/>
+                                <a:chOff x="17862" y="41199"/>
+                                <a:chExt cx="4904" cy="2272"/>
+                              </a:xfrm>
+                            </wpg:grpSpPr>
+                            <pic:pic xmlns:pic="http://schemas.openxmlformats.org/drawingml/2006/picture">
+                              <pic:nvPicPr>
+                                <pic:cNvPr id="6" name="图片 23"/>
+                                <pic:cNvPicPr>
+                                  <a:picLocks noChangeAspect="1" noChangeArrowheads="1"/>
+                                </pic:cNvPicPr>
+                              </pic:nvPicPr>
+                              <pic:blipFill>
+                                <a:blip r:embed="rId5">
+                                  <a:extLst>
+                                    <a:ext uri="{28A0092B-C50C-407E-A947-70E740481C1C}">
+                                      <a14:useLocalDpi xmlns:a14="http://schemas.microsoft.com/office/drawing/2010/main" val="0"/>
+                                    </a:ext>
+                                  </a:extLst>
+                                </a:blip>
+                                <a:srcRect/>
+                                <a:stretch>
+                                  <a:fillRect/>
+                                </a:stretch>
+                              </pic:blipFill>
+                              <pic:spPr>
+                                <a:xfrm>
+                                  <a:off x="20494" y="41199"/>
+                                  <a:ext cx="2273" cy="2273"/>
+                                </a:xfrm>
+                                <a:prstGeom prst="rect">
+                                  <a:avLst/>
+                                </a:prstGeom>
+                                <a:noFill/>
+                                <a:ln>
+                                  <a:noFill/>
+                                </a:ln>
+                              </pic:spPr>
+                            </pic:pic>
+                            <wpg:grpSp>
+                              <wpg:cNvPr id="7" name="组合 23"/>
+                              <wpg:cNvGrpSpPr/>
+                              <wpg:grpSpPr>
+                                <a:xfrm>
+                                  <a:off x="17862" y="41843"/>
+                                  <a:ext cx="4208" cy="652"/>
+                                  <a:chOff x="17862" y="41843"/>
+                                  <a:chExt cx="4208" cy="652"/>
+                                </a:xfrm>
+                              </wpg:grpSpPr>
+                              <pic:pic xmlns:pic="http://schemas.openxmlformats.org/drawingml/2006/picture">
+                                <pic:nvPicPr>
+                                  <pic:cNvPr id="22" name="图片 59" descr="图片1"/>
+                                  <pic:cNvPicPr>
+                                    <a:picLocks noChangeAspect="1"/>
+                                  </pic:cNvPicPr>
+                                </pic:nvPicPr>
+                                <pic:blipFill>
+                                  <a:blip r:embed="rId6">
+                                    <a:biLevel thresh="50000"/>
+                                  </a:blip>
+                                  <a:srcRect l="7865" t="11797" r="5322" b="19074"/>
+                                  <a:stretch>
+                                    <a:fillRect/>
+                                  </a:stretch>
+                                </pic:blipFill>
+                                <pic:spPr>
+                                  <a:xfrm>
+                                    <a:off x="17862" y="41869"/>
+                                    <a:ext cx="1468" cy="627"/>
+                                  </a:xfrm>
+                                  <a:prstGeom prst="rect">
+                                    <a:avLst/>
+                                  </a:prstGeom>
+                                  <a:noFill/>
+                                </pic:spPr>
+                              </pic:pic>
+                              <pic:pic xmlns:pic="http://schemas.openxmlformats.org/drawingml/2006/picture">
+                                <pic:nvPicPr>
+                                  <pic:cNvPr id="21" name="图片 29" descr="IMG_256"/>
+                                  <pic:cNvPicPr>
+                                    <a:picLocks noChangeAspect="1"/>
+                                  </pic:cNvPicPr>
+                                </pic:nvPicPr>
+                                <pic:blipFill>
+                                  <a:blip r:embed="rId7">
+                                    <a:clrChange>
+                                      <a:clrFrom>
+                                        <a:srgbClr val="FFFFFF">
+                                          <a:alpha val="100000"/>
+                                        </a:srgbClr>
+                                      </a:clrFrom>
+                                      <a:clrTo>
+                                        <a:srgbClr val="FFFFFF">
+                                          <a:alpha val="100000"/>
+                                          <a:alpha val="0"/>
+                                        </a:srgbClr>
+                                      </a:clrTo>
+                                    </a:clrChange>
+                                  </a:blip>
+                                  <a:stretch>
+                                    <a:fillRect/>
+                                  </a:stretch>
+                                </pic:blipFill>
+                                <pic:spPr>
+                                  <a:xfrm>
+                                    <a:off x="21096" y="41843"/>
+                                    <a:ext cx="975" cy="570"/>
+                                  </a:xfrm>
+                                  <a:prstGeom prst="rect">
+                                    <a:avLst/>
+                                  </a:prstGeom>
+                                  <a:noFill/>
+                                  <a:ln w="9525">
+                                    <a:noFill/>
+                                  </a:ln>
+                                </pic:spPr>
+                              </pic:pic>
+                            </wpg:grpSp>
+                          </wpg:wgp>
+                        </a:graphicData>
+                      </a:graphic>
+                    </wp:anchor>
+                  </w:drawing>
+                </mc:Choice>
+                <mc:Fallback>
+                  <w:pict>
+                    <v:group id="_x0000_s1026" o:spid="_x0000_s1026" o:spt="203" style="position:absolute;left:0pt;margin-left:-3.4pt;margin-top:-38.6pt;height:113.6pt;width:245.2pt;z-index:251661312;mso-width-relative:page;mso-height-relative:page;" coordorigin="17862,41199" coordsize="4904,2272" o:gfxdata="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">
+                      <o:lock v:ext="edit" aspectratio="f"/>
+                      <v:shape id="图片 23" o:spid="_x0000_s1026" o:spt="75" type="#_x0000_t75" style="position:absolute;left:20494;top:41199;height:2273;width:2273;" filled="f" o:preferrelative="t" stroked="f" coordsize="21600,21600" o:gfxdata="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">
+                        <v:fill on="f" focussize="0,0"/>
+                        <v:stroke on="f"/>
+                        <v:imagedata r:id="rId5" o:title=""/>
+                        <o:lock v:ext="edit" aspectratio="t"/>
+                      </v:shape>
+                      <v:group id="组合 23" o:spid="_x0000_s1026" o:spt="203" style="position:absolute;left:17862;top:41843;height:652;width:4208;" coordorigin="17862,41843" coordsize="4208,652" o:gfxdata="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">
+                        <o:lock v:ext="edit" aspectratio="f"/>
+                        <v:shape id="图片 59" o:spid="_x0000_s1026" o:spt="75" alt="图片1" type="#_x0000_t75" style="position:absolute;left:17862;top:41869;height:627;width:1468;" filled="f" o:preferrelative="t" stroked="f" coordsize="21600,21600" o:gfxdata="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">
+                          <v:fill on="f" focussize="0,0"/>
+                          <v:stroke on="f"/>
+                          <v:imagedata r:id="rId6" cropleft="5154f" croptop="7731f" cropright="3488f" cropbottom="12500f" grayscale="t" bilevel="t" o:title=""/>
+                          <o:lock v:ext="edit" aspectratio="t"/>
+                        </v:shape>
+                        <v:shape id="图片 29" o:spid="_x0000_s1026" o:spt="75" alt="IMG_256" type="#_x0000_t75" style="position:absolute;left:21096;top:41843;height:570;width:975;" filled="f" o:preferrelative="t" stroked="f" coordsize="21600,21600" o:gfxdata="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">
+                          <v:fill on="f" focussize="0,0"/>
+                          <v:stroke on="f"/>
+                          <v:imagedata r:id="rId7" chromakey="#FFFFFF" o:title=""/>
+                          <o:lock v:ext="edit" aspectratio="t"/>
+                        </v:shape>
+                      </v:group>
+                    </v:group>
+                  </w:pict>
+                </mc:Fallback>
+              </mc:AlternateContent>
+            </w:r>
           </w:p>
         </w:tc>
         <w:tc>
@@ -2408,182 +2592,6 @@
                 <w:szCs w:val="24"/>
               </w:rPr>
             </w:pPr>
-            <w:r>
-              <mc:AlternateContent>
-                <mc:Choice Requires="wpg">
-                  <w:drawing>
-                    <wp:anchor distT="0" distB="0" distL="114300" distR="114300" simplePos="0" relativeHeight="251660288" behindDoc="0" locked="0" layoutInCell="1" allowOverlap="1">
-                      <wp:simplePos x="0" y="0"/>
-                      <wp:positionH relativeFrom="column">
-                        <wp:posOffset>-2005965</wp:posOffset>
-                      </wp:positionH>
-                      <wp:positionV relativeFrom="paragraph">
-                        <wp:posOffset>-664210</wp:posOffset>
-                      </wp:positionV>
-                      <wp:extent cx="2857500" cy="1310005"/>
-                      <wp:effectExtent l="0" t="0" r="0" b="4445"/>
-                      <wp:wrapNone/>
-                      <wp:docPr id="66" name="组合 66"/>
-                      <wp:cNvGraphicFramePr/>
-                      <a:graphic xmlns:a="http://schemas.openxmlformats.org/drawingml/2006/main">
-                        <a:graphicData uri="http://schemas.microsoft.com/office/word/2010/wordprocessingGroup">
-                          <wpg:wgp>
-                            <wpg:cNvGrpSpPr/>
-                            <wpg:grpSpPr>
-                              <a:xfrm>
-                                <a:off x="0" y="0"/>
-                                <a:ext cx="2857500" cy="1310005"/>
-                                <a:chOff x="19087" y="960"/>
-                                <a:chExt cx="5034" cy="2272"/>
-                              </a:xfrm>
-                            </wpg:grpSpPr>
-                            <wpg:grpSp>
-                              <wpg:cNvPr id="1832508214" name="组合 15"/>
-                              <wpg:cNvGrpSpPr/>
-                              <wpg:grpSpPr>
-                                <a:xfrm>
-                                  <a:off x="19087" y="1459"/>
-                                  <a:ext cx="4523" cy="714"/>
-                                  <a:chOff x="12357" y="7666"/>
-                                  <a:chExt cx="4523" cy="714"/>
-                                </a:xfrm>
-                              </wpg:grpSpPr>
-                              <pic:pic xmlns:pic="http://schemas.openxmlformats.org/drawingml/2006/picture">
-                                <pic:nvPicPr>
-                                  <pic:cNvPr id="22" name="图片 59" descr="图片1"/>
-                                  <pic:cNvPicPr>
-                                    <a:picLocks noChangeAspect="1"/>
-                                  </pic:cNvPicPr>
-                                </pic:nvPicPr>
-                                <pic:blipFill>
-                                  <a:blip r:embed="rId5">
-                                    <a:biLevel thresh="50000"/>
-                                  </a:blip>
-                                  <a:srcRect l="7865" t="11797" r="5322" b="19074"/>
-                                  <a:stretch>
-                                    <a:fillRect/>
-                                  </a:stretch>
-                                </pic:blipFill>
-                                <pic:spPr>
-                                  <a:xfrm>
-                                    <a:off x="12357" y="7738"/>
-                                    <a:ext cx="1468" cy="627"/>
-                                  </a:xfrm>
-                                  <a:prstGeom prst="rect">
-                                    <a:avLst/>
-                                  </a:prstGeom>
-                                  <a:noFill/>
-                                </pic:spPr>
-                              </pic:pic>
-                              <pic:pic xmlns:pic="http://schemas.openxmlformats.org/drawingml/2006/picture">
-                                <pic:nvPicPr>
-                                  <pic:cNvPr id="23" name="图片 14" descr="微信图片_20220215110121"/>
-                                  <pic:cNvPicPr>
-                                    <a:picLocks noChangeAspect="1"/>
-                                  </pic:cNvPicPr>
-                                </pic:nvPicPr>
-                                <pic:blipFill>
-                                  <a:blip r:embed="rId6">
-                                    <a:clrChange>
-                                      <a:clrFrom>
-                                        <a:srgbClr val="A09D98">
-                                          <a:alpha val="100000"/>
-                                        </a:srgbClr>
-                                      </a:clrFrom>
-                                      <a:clrTo>
-                                        <a:srgbClr val="A09D98">
-                                          <a:alpha val="100000"/>
-                                          <a:alpha val="0"/>
-                                        </a:srgbClr>
-                                      </a:clrTo>
-                                    </a:clrChange>
-                                    <a:biLevel thresh="50000"/>
-                                  </a:blip>
-                                  <a:stretch>
-                                    <a:fillRect/>
-                                  </a:stretch>
-                                </pic:blipFill>
-                                <pic:spPr>
-                                  <a:xfrm>
-                                    <a:off x="15646" y="7666"/>
-                                    <a:ext cx="1234" cy="715"/>
-                                  </a:xfrm>
-                                  <a:prstGeom prst="rect">
-                                    <a:avLst/>
-                                  </a:prstGeom>
-                                </pic:spPr>
-                              </pic:pic>
-                            </wpg:grpSp>
-                            <pic:pic xmlns:pic="http://schemas.openxmlformats.org/drawingml/2006/picture">
-                              <pic:nvPicPr>
-                                <pic:cNvPr id="24" name="图片 23"/>
-                                <pic:cNvPicPr>
-                                  <a:picLocks noChangeAspect="1" noChangeArrowheads="1"/>
-                                </pic:cNvPicPr>
-                              </pic:nvPicPr>
-                              <pic:blipFill>
-                                <a:blip r:embed="rId7">
-                                  <a:extLst>
-                                    <a:ext uri="{28A0092B-C50C-407E-A947-70E740481C1C}">
-                                      <a14:useLocalDpi xmlns:a14="http://schemas.microsoft.com/office/drawing/2010/main" val="0"/>
-                                    </a:ext>
-                                  </a:extLst>
-                                </a:blip>
-                                <a:srcRect/>
-                                <a:stretch>
-                                  <a:fillRect/>
-                                </a:stretch>
-                              </pic:blipFill>
-                              <pic:spPr>
-                                <a:xfrm>
-                                  <a:off x="21849" y="960"/>
-                                  <a:ext cx="2273" cy="2273"/>
-                                </a:xfrm>
-                                <a:prstGeom prst="rect">
-                                  <a:avLst/>
-                                </a:prstGeom>
-                                <a:noFill/>
-                                <a:ln>
-                                  <a:noFill/>
-                                </a:ln>
-                              </pic:spPr>
-                            </pic:pic>
-                          </wpg:wgp>
-                        </a:graphicData>
-                      </a:graphic>
-                    </wp:anchor>
-                  </w:drawing>
-                </mc:Choice>
-                <mc:Fallback>
-                  <w:pict>
-                    <v:group id="_x0000_s1026" o:spid="_x0000_s1026" o:spt="203" style="position:absolute;left:0pt;margin-left:-157.95pt;margin-top:-52.3pt;height:103.15pt;width:225pt;z-index:251660288;mso-width-relative:page;mso-height-relative:page;" coordorigin="19087,960" coordsize="5034,2272" o:gfxdata="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">
-                      <o:lock v:ext="edit" aspectratio="f"/>
-                      <v:group id="组合 15" o:spid="_x0000_s1026" o:spt="203" style="position:absolute;left:19087;top:1459;height:714;width:4523;" coordorigin="12357,7666" coordsize="4523,714" o:gfxdata="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">
-                        <o:lock v:ext="edit" aspectratio="f"/>
-                        <v:shape id="图片 59" o:spid="_x0000_s1026" o:spt="75" alt="图片1" type="#_x0000_t75" style="position:absolute;left:12357;top:7738;height:627;width:1468;" filled="f" o:preferrelative="t" stroked="f" coordsize="21600,21600" o:gfxdata="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">
-                          <v:fill on="f" focussize="0,0"/>
-                          <v:stroke on="f"/>
-                          <v:imagedata r:id="rId5" cropleft="5154f" croptop="7731f" cropright="3488f" cropbottom="12500f" grayscale="t" bilevel="t" o:title=""/>
-                          <o:lock v:ext="edit" aspectratio="t"/>
-                        </v:shape>
-                        <v:shape id="图片 14" o:spid="_x0000_s1026" o:spt="75" alt="微信图片_20220215110121" type="#_x0000_t75" style="position:absolute;left:15646;top:7666;height:715;width:1234;" filled="f" o:preferrelative="t" stroked="f" coordsize="21600,21600" o:gfxdata="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">
-                          <v:fill on="f" focussize="0,0"/>
-                          <v:stroke on="f"/>
-                          <v:imagedata r:id="rId6" grayscale="t" bilevel="t" chromakey="#A09D98" o:title=""/>
-                          <o:lock v:ext="edit" aspectratio="t"/>
-                        </v:shape>
-                      </v:group>
-                      <v:shape id="图片 23" o:spid="_x0000_s1026" o:spt="75" type="#_x0000_t75" style="position:absolute;left:21849;top:960;height:2273;width:2273;" filled="f" o:preferrelative="t" stroked="f" coordsize="21600,21600" o:gfxdata="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">
-                        <v:fill on="f" focussize="0,0"/>
-                        <v:stroke on="f"/>
-                        <v:imagedata r:id="rId7" o:title=""/>
-                        <o:lock v:ext="edit" aspectratio="t"/>
-                      </v:shape>
-                    </v:group>
-                  </w:pict>
-                </mc:Fallback>
-              </mc:AlternateContent>
-            </w:r>
             <w:r>
               <w:rPr>
                 <w:rFonts w:ascii="Times New Roman" w:hAnsi="Times New Roman" w:cs="Times New Roman"/>
@@ -2843,7 +2851,7 @@
         <mc:AlternateContent>
           <mc:Choice Requires="wps">
             <w:drawing>
-              <wp:anchor distT="0" distB="0" distL="114300" distR="114300" simplePos="0" relativeHeight="251661312" behindDoc="0" locked="0" layoutInCell="1" allowOverlap="1">
+              <wp:anchor distT="0" distB="0" distL="114300" distR="114300" simplePos="0" relativeHeight="251660288" behindDoc="0" locked="0" layoutInCell="1" allowOverlap="1">
                 <wp:simplePos x="0" y="0"/>
                 <wp:positionH relativeFrom="column">
                   <wp:posOffset>-570865</wp:posOffset>
@@ -2897,7 +2905,7 @@
           </mc:Choice>
           <mc:Fallback>
             <w:pict>
-              <v:line id="_x0000_s1026" o:spid="_x0000_s1026" o:spt="20" style="position:absolute;left:0pt;flip:y;margin-left:-44.95pt;margin-top:4.9pt;height:0.05pt;width:590.65pt;z-index:251661312;mso-width-relative:page;mso-height-relative:page;" filled="f" stroked="t" coordsize="21600,21600" o:gfxdata="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">
+              <v:line id="_x0000_s1026" o:spid="_x0000_s1026" o:spt="20" style="position:absolute;left:0pt;flip:y;margin-left:-44.95pt;margin-top:4.9pt;height:0.05pt;width:590.65pt;z-index:251660288;mso-width-relative:page;mso-height-relative:page;" filled="f" stroked="t" coordsize="21600,21600" o:gfxdata="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">
                 <v:fill on="f" focussize="0,0"/>
                 <v:stroke weight="0.5pt" color="#00B050 [3204]" miterlimit="8" joinstyle="miter"/>
                 <v:imagedata o:title=""/>
@@ -3012,8 +3020,6 @@
         </w:rPr>
         <w:t xml:space="preserve">天津市武清区创业总部基地 B07 </w:t>
       </w:r>
-      <w:bookmarkStart w:id="12" w:name="_GoBack"/>
-      <w:bookmarkEnd w:id="12"/>
     </w:p>
     <w:sectPr>
       <w:headerReference r:id="rId3" w:type="default"/>

--- a/WebContent/docx/尿路上皮癌基因甲基化尿液检测结果-阳性-佛山市第一人民医院.docx
+++ b/WebContent/docx/尿路上皮癌基因甲基化尿液检测结果-阳性-佛山市第一人民医院.docx
@@ -19,14 +19,14 @@
         </w:rPr>
       </w:pPr>
       <w:bookmarkStart w:id="0" w:name="_Toc21009_WPSOffice_Level1"/>
-      <w:bookmarkStart w:id="1" w:name="_Toc21669"/>
-      <w:bookmarkStart w:id="2" w:name="_Toc10446"/>
-      <w:bookmarkStart w:id="3" w:name="_Toc30143_WPSOffice_Level1"/>
+      <w:bookmarkStart w:id="1" w:name="_Toc30143_WPSOffice_Level1"/>
+      <w:bookmarkStart w:id="2" w:name="_Toc13806"/>
+      <w:bookmarkStart w:id="3" w:name="_Toc21669"/>
       <w:bookmarkStart w:id="4" w:name="_Toc32054"/>
-      <w:bookmarkStart w:id="5" w:name="_Toc14517"/>
-      <w:bookmarkStart w:id="6" w:name="_Toc27500"/>
-      <w:bookmarkStart w:id="7" w:name="_Toc24397"/>
-      <w:bookmarkStart w:id="8" w:name="_Toc13806"/>
+      <w:bookmarkStart w:id="5" w:name="_Toc27500"/>
+      <w:bookmarkStart w:id="6" w:name="_Toc24397"/>
+      <w:bookmarkStart w:id="7" w:name="_Toc14517"/>
+      <w:bookmarkStart w:id="8" w:name="_Toc10446"/>
       <w:bookmarkStart w:id="9" w:name="_Toc24178_WPSOffice_Level1"/>
       <w:r>
         <w:rPr>
@@ -2117,8 +2117,6 @@
           <w:lang w:eastAsia="zh-CN"/>
         </w:rPr>
       </w:pPr>
-      <w:bookmarkStart w:id="12" w:name="_GoBack"/>
-      <w:bookmarkEnd w:id="12"/>
     </w:p>
     <w:tbl>
       <w:tblPr>
@@ -2197,188 +2195,6 @@
                 <w:szCs w:val="24"/>
               </w:rPr>
             </w:pPr>
-            <w:r>
-              <w:rPr>
-                <w:sz w:val="24"/>
-              </w:rPr>
-              <mc:AlternateContent>
-                <mc:Choice Requires="wpg">
-                  <w:drawing>
-                    <wp:anchor distT="0" distB="0" distL="114300" distR="114300" simplePos="0" relativeHeight="251661312" behindDoc="0" locked="0" layoutInCell="1" allowOverlap="1">
-                      <wp:simplePos x="0" y="0"/>
-                      <wp:positionH relativeFrom="column">
-                        <wp:posOffset>-43180</wp:posOffset>
-                      </wp:positionH>
-                      <wp:positionV relativeFrom="paragraph">
-                        <wp:posOffset>-490220</wp:posOffset>
-                      </wp:positionV>
-                      <wp:extent cx="3114040" cy="1442720"/>
-                      <wp:effectExtent l="0" t="0" r="10160" b="5080"/>
-                      <wp:wrapNone/>
-                      <wp:docPr id="4" name="组合 4"/>
-                      <wp:cNvGraphicFramePr/>
-                      <a:graphic xmlns:a="http://schemas.openxmlformats.org/drawingml/2006/main">
-                        <a:graphicData uri="http://schemas.microsoft.com/office/word/2010/wordprocessingGroup">
-                          <wpg:wgp>
-                            <wpg:cNvGrpSpPr/>
-                            <wpg:grpSpPr>
-                              <a:xfrm>
-                                <a:off x="0" y="0"/>
-                                <a:ext cx="3114040" cy="1442720"/>
-                                <a:chOff x="17862" y="41199"/>
-                                <a:chExt cx="4904" cy="2272"/>
-                              </a:xfrm>
-                            </wpg:grpSpPr>
-                            <pic:pic xmlns:pic="http://schemas.openxmlformats.org/drawingml/2006/picture">
-                              <pic:nvPicPr>
-                                <pic:cNvPr id="6" name="图片 23"/>
-                                <pic:cNvPicPr>
-                                  <a:picLocks noChangeAspect="1" noChangeArrowheads="1"/>
-                                </pic:cNvPicPr>
-                              </pic:nvPicPr>
-                              <pic:blipFill>
-                                <a:blip r:embed="rId5">
-                                  <a:extLst>
-                                    <a:ext uri="{28A0092B-C50C-407E-A947-70E740481C1C}">
-                                      <a14:useLocalDpi xmlns:a14="http://schemas.microsoft.com/office/drawing/2010/main" val="0"/>
-                                    </a:ext>
-                                  </a:extLst>
-                                </a:blip>
-                                <a:srcRect/>
-                                <a:stretch>
-                                  <a:fillRect/>
-                                </a:stretch>
-                              </pic:blipFill>
-                              <pic:spPr>
-                                <a:xfrm>
-                                  <a:off x="20494" y="41199"/>
-                                  <a:ext cx="2273" cy="2273"/>
-                                </a:xfrm>
-                                <a:prstGeom prst="rect">
-                                  <a:avLst/>
-                                </a:prstGeom>
-                                <a:noFill/>
-                                <a:ln>
-                                  <a:noFill/>
-                                </a:ln>
-                              </pic:spPr>
-                            </pic:pic>
-                            <wpg:grpSp>
-                              <wpg:cNvPr id="7" name="组合 23"/>
-                              <wpg:cNvGrpSpPr/>
-                              <wpg:grpSpPr>
-                                <a:xfrm>
-                                  <a:off x="17862" y="41843"/>
-                                  <a:ext cx="4208" cy="652"/>
-                                  <a:chOff x="17862" y="41843"/>
-                                  <a:chExt cx="4208" cy="652"/>
-                                </a:xfrm>
-                              </wpg:grpSpPr>
-                              <pic:pic xmlns:pic="http://schemas.openxmlformats.org/drawingml/2006/picture">
-                                <pic:nvPicPr>
-                                  <pic:cNvPr id="22" name="图片 59" descr="图片1"/>
-                                  <pic:cNvPicPr>
-                                    <a:picLocks noChangeAspect="1"/>
-                                  </pic:cNvPicPr>
-                                </pic:nvPicPr>
-                                <pic:blipFill>
-                                  <a:blip r:embed="rId6">
-                                    <a:biLevel thresh="50000"/>
-                                  </a:blip>
-                                  <a:srcRect l="7865" t="11797" r="5322" b="19074"/>
-                                  <a:stretch>
-                                    <a:fillRect/>
-                                  </a:stretch>
-                                </pic:blipFill>
-                                <pic:spPr>
-                                  <a:xfrm>
-                                    <a:off x="17862" y="41869"/>
-                                    <a:ext cx="1468" cy="627"/>
-                                  </a:xfrm>
-                                  <a:prstGeom prst="rect">
-                                    <a:avLst/>
-                                  </a:prstGeom>
-                                  <a:noFill/>
-                                </pic:spPr>
-                              </pic:pic>
-                              <pic:pic xmlns:pic="http://schemas.openxmlformats.org/drawingml/2006/picture">
-                                <pic:nvPicPr>
-                                  <pic:cNvPr id="21" name="图片 29" descr="IMG_256"/>
-                                  <pic:cNvPicPr>
-                                    <a:picLocks noChangeAspect="1"/>
-                                  </pic:cNvPicPr>
-                                </pic:nvPicPr>
-                                <pic:blipFill>
-                                  <a:blip r:embed="rId7">
-                                    <a:clrChange>
-                                      <a:clrFrom>
-                                        <a:srgbClr val="FFFFFF">
-                                          <a:alpha val="100000"/>
-                                        </a:srgbClr>
-                                      </a:clrFrom>
-                                      <a:clrTo>
-                                        <a:srgbClr val="FFFFFF">
-                                          <a:alpha val="100000"/>
-                                          <a:alpha val="0"/>
-                                        </a:srgbClr>
-                                      </a:clrTo>
-                                    </a:clrChange>
-                                  </a:blip>
-                                  <a:stretch>
-                                    <a:fillRect/>
-                                  </a:stretch>
-                                </pic:blipFill>
-                                <pic:spPr>
-                                  <a:xfrm>
-                                    <a:off x="21096" y="41843"/>
-                                    <a:ext cx="975" cy="570"/>
-                                  </a:xfrm>
-                                  <a:prstGeom prst="rect">
-                                    <a:avLst/>
-                                  </a:prstGeom>
-                                  <a:noFill/>
-                                  <a:ln w="9525">
-                                    <a:noFill/>
-                                  </a:ln>
-                                </pic:spPr>
-                              </pic:pic>
-                            </wpg:grpSp>
-                          </wpg:wgp>
-                        </a:graphicData>
-                      </a:graphic>
-                    </wp:anchor>
-                  </w:drawing>
-                </mc:Choice>
-                <mc:Fallback>
-                  <w:pict>
-                    <v:group id="_x0000_s1026" o:spid="_x0000_s1026" o:spt="203" style="position:absolute;left:0pt;margin-left:-3.4pt;margin-top:-38.6pt;height:113.6pt;width:245.2pt;z-index:251661312;mso-width-relative:page;mso-height-relative:page;" coordorigin="17862,41199" coordsize="4904,2272" o:gfxdata="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">
-                      <o:lock v:ext="edit" aspectratio="f"/>
-                      <v:shape id="图片 23" o:spid="_x0000_s1026" o:spt="75" type="#_x0000_t75" style="position:absolute;left:20494;top:41199;height:2273;width:2273;" filled="f" o:preferrelative="t" stroked="f" coordsize="21600,21600" o:gfxdata="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">
-                        <v:fill on="f" focussize="0,0"/>
-                        <v:stroke on="f"/>
-                        <v:imagedata r:id="rId5" o:title=""/>
-                        <o:lock v:ext="edit" aspectratio="t"/>
-                      </v:shape>
-                      <v:group id="组合 23" o:spid="_x0000_s1026" o:spt="203" style="position:absolute;left:17862;top:41843;height:652;width:4208;" coordorigin="17862,41843" coordsize="4208,652" o:gfxdata="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">
-                        <o:lock v:ext="edit" aspectratio="f"/>
-                        <v:shape id="图片 59" o:spid="_x0000_s1026" o:spt="75" alt="图片1" type="#_x0000_t75" style="position:absolute;left:17862;top:41869;height:627;width:1468;" filled="f" o:preferrelative="t" stroked="f" coordsize="21600,21600" o:gfxdata="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">
-                          <v:fill on="f" focussize="0,0"/>
-                          <v:stroke on="f"/>
-                          <v:imagedata r:id="rId6" cropleft="5154f" croptop="7731f" cropright="3488f" cropbottom="12500f" grayscale="t" bilevel="t" o:title=""/>
-                          <o:lock v:ext="edit" aspectratio="t"/>
-                        </v:shape>
-                        <v:shape id="图片 29" o:spid="_x0000_s1026" o:spt="75" alt="IMG_256" type="#_x0000_t75" style="position:absolute;left:21096;top:41843;height:570;width:975;" filled="f" o:preferrelative="t" stroked="f" coordsize="21600,21600" o:gfxdata="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">
-                          <v:fill on="f" focussize="0,0"/>
-                          <v:stroke on="f"/>
-                          <v:imagedata r:id="rId7" chromakey="#FFFFFF" o:title=""/>
-                          <o:lock v:ext="edit" aspectratio="t"/>
-                        </v:shape>
-                      </v:group>
-                    </v:group>
-                  </w:pict>
-                </mc:Fallback>
-              </mc:AlternateContent>
-            </w:r>
           </w:p>
         </w:tc>
         <w:tc>
@@ -2592,6 +2408,182 @@
                 <w:szCs w:val="24"/>
               </w:rPr>
             </w:pPr>
+            <w:r>
+              <mc:AlternateContent>
+                <mc:Choice Requires="wpg">
+                  <w:drawing>
+                    <wp:anchor distT="0" distB="0" distL="114300" distR="114300" simplePos="0" relativeHeight="251660288" behindDoc="0" locked="0" layoutInCell="1" allowOverlap="1">
+                      <wp:simplePos x="0" y="0"/>
+                      <wp:positionH relativeFrom="column">
+                        <wp:posOffset>-2005965</wp:posOffset>
+                      </wp:positionH>
+                      <wp:positionV relativeFrom="paragraph">
+                        <wp:posOffset>-664210</wp:posOffset>
+                      </wp:positionV>
+                      <wp:extent cx="2857500" cy="1310005"/>
+                      <wp:effectExtent l="0" t="0" r="0" b="4445"/>
+                      <wp:wrapNone/>
+                      <wp:docPr id="66" name="组合 66"/>
+                      <wp:cNvGraphicFramePr/>
+                      <a:graphic xmlns:a="http://schemas.openxmlformats.org/drawingml/2006/main">
+                        <a:graphicData uri="http://schemas.microsoft.com/office/word/2010/wordprocessingGroup">
+                          <wpg:wgp>
+                            <wpg:cNvGrpSpPr/>
+                            <wpg:grpSpPr>
+                              <a:xfrm>
+                                <a:off x="0" y="0"/>
+                                <a:ext cx="2857500" cy="1310005"/>
+                                <a:chOff x="19087" y="960"/>
+                                <a:chExt cx="5034" cy="2272"/>
+                              </a:xfrm>
+                            </wpg:grpSpPr>
+                            <wpg:grpSp>
+                              <wpg:cNvPr id="1832508214" name="组合 15"/>
+                              <wpg:cNvGrpSpPr/>
+                              <wpg:grpSpPr>
+                                <a:xfrm>
+                                  <a:off x="19087" y="1459"/>
+                                  <a:ext cx="4523" cy="714"/>
+                                  <a:chOff x="12357" y="7666"/>
+                                  <a:chExt cx="4523" cy="714"/>
+                                </a:xfrm>
+                              </wpg:grpSpPr>
+                              <pic:pic xmlns:pic="http://schemas.openxmlformats.org/drawingml/2006/picture">
+                                <pic:nvPicPr>
+                                  <pic:cNvPr id="22" name="图片 59" descr="图片1"/>
+                                  <pic:cNvPicPr>
+                                    <a:picLocks noChangeAspect="1"/>
+                                  </pic:cNvPicPr>
+                                </pic:nvPicPr>
+                                <pic:blipFill>
+                                  <a:blip r:embed="rId5">
+                                    <a:biLevel thresh="50000"/>
+                                  </a:blip>
+                                  <a:srcRect l="7865" t="11797" r="5322" b="19074"/>
+                                  <a:stretch>
+                                    <a:fillRect/>
+                                  </a:stretch>
+                                </pic:blipFill>
+                                <pic:spPr>
+                                  <a:xfrm>
+                                    <a:off x="12357" y="7738"/>
+                                    <a:ext cx="1468" cy="627"/>
+                                  </a:xfrm>
+                                  <a:prstGeom prst="rect">
+                                    <a:avLst/>
+                                  </a:prstGeom>
+                                  <a:noFill/>
+                                </pic:spPr>
+                              </pic:pic>
+                              <pic:pic xmlns:pic="http://schemas.openxmlformats.org/drawingml/2006/picture">
+                                <pic:nvPicPr>
+                                  <pic:cNvPr id="23" name="图片 14" descr="微信图片_20220215110121"/>
+                                  <pic:cNvPicPr>
+                                    <a:picLocks noChangeAspect="1"/>
+                                  </pic:cNvPicPr>
+                                </pic:nvPicPr>
+                                <pic:blipFill>
+                                  <a:blip r:embed="rId6">
+                                    <a:clrChange>
+                                      <a:clrFrom>
+                                        <a:srgbClr val="A09D98">
+                                          <a:alpha val="100000"/>
+                                        </a:srgbClr>
+                                      </a:clrFrom>
+                                      <a:clrTo>
+                                        <a:srgbClr val="A09D98">
+                                          <a:alpha val="100000"/>
+                                          <a:alpha val="0"/>
+                                        </a:srgbClr>
+                                      </a:clrTo>
+                                    </a:clrChange>
+                                    <a:biLevel thresh="50000"/>
+                                  </a:blip>
+                                  <a:stretch>
+                                    <a:fillRect/>
+                                  </a:stretch>
+                                </pic:blipFill>
+                                <pic:spPr>
+                                  <a:xfrm>
+                                    <a:off x="15646" y="7666"/>
+                                    <a:ext cx="1234" cy="715"/>
+                                  </a:xfrm>
+                                  <a:prstGeom prst="rect">
+                                    <a:avLst/>
+                                  </a:prstGeom>
+                                </pic:spPr>
+                              </pic:pic>
+                            </wpg:grpSp>
+                            <pic:pic xmlns:pic="http://schemas.openxmlformats.org/drawingml/2006/picture">
+                              <pic:nvPicPr>
+                                <pic:cNvPr id="24" name="图片 23"/>
+                                <pic:cNvPicPr>
+                                  <a:picLocks noChangeAspect="1" noChangeArrowheads="1"/>
+                                </pic:cNvPicPr>
+                              </pic:nvPicPr>
+                              <pic:blipFill>
+                                <a:blip r:embed="rId7">
+                                  <a:extLst>
+                                    <a:ext uri="{28A0092B-C50C-407E-A947-70E740481C1C}">
+                                      <a14:useLocalDpi xmlns:a14="http://schemas.microsoft.com/office/drawing/2010/main" val="0"/>
+                                    </a:ext>
+                                  </a:extLst>
+                                </a:blip>
+                                <a:srcRect/>
+                                <a:stretch>
+                                  <a:fillRect/>
+                                </a:stretch>
+                              </pic:blipFill>
+                              <pic:spPr>
+                                <a:xfrm>
+                                  <a:off x="21849" y="960"/>
+                                  <a:ext cx="2273" cy="2273"/>
+                                </a:xfrm>
+                                <a:prstGeom prst="rect">
+                                  <a:avLst/>
+                                </a:prstGeom>
+                                <a:noFill/>
+                                <a:ln>
+                                  <a:noFill/>
+                                </a:ln>
+                              </pic:spPr>
+                            </pic:pic>
+                          </wpg:wgp>
+                        </a:graphicData>
+                      </a:graphic>
+                    </wp:anchor>
+                  </w:drawing>
+                </mc:Choice>
+                <mc:Fallback>
+                  <w:pict>
+                    <v:group id="_x0000_s1026" o:spid="_x0000_s1026" o:spt="203" style="position:absolute;left:0pt;margin-left:-157.95pt;margin-top:-52.3pt;height:103.15pt;width:225pt;z-index:251660288;mso-width-relative:page;mso-height-relative:page;" coordorigin="19087,960" coordsize="5034,2272" o:gfxdata="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">
+                      <o:lock v:ext="edit" aspectratio="f"/>
+                      <v:group id="组合 15" o:spid="_x0000_s1026" o:spt="203" style="position:absolute;left:19087;top:1459;height:714;width:4523;" coordorigin="12357,7666" coordsize="4523,714" o:gfxdata="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">
+                        <o:lock v:ext="edit" aspectratio="f"/>
+                        <v:shape id="图片 59" o:spid="_x0000_s1026" o:spt="75" alt="图片1" type="#_x0000_t75" style="position:absolute;left:12357;top:7738;height:627;width:1468;" filled="f" o:preferrelative="t" stroked="f" coordsize="21600,21600" o:gfxdata="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">
+                          <v:fill on="f" focussize="0,0"/>
+                          <v:stroke on="f"/>
+                          <v:imagedata r:id="rId5" cropleft="5154f" croptop="7731f" cropright="3488f" cropbottom="12500f" grayscale="t" bilevel="t" o:title=""/>
+                          <o:lock v:ext="edit" aspectratio="t"/>
+                        </v:shape>
+                        <v:shape id="图片 14" o:spid="_x0000_s1026" o:spt="75" alt="微信图片_20220215110121" type="#_x0000_t75" style="position:absolute;left:15646;top:7666;height:715;width:1234;" filled="f" o:preferrelative="t" stroked="f" coordsize="21600,21600" o:gfxdata="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">
+                          <v:fill on="f" focussize="0,0"/>
+                          <v:stroke on="f"/>
+                          <v:imagedata r:id="rId6" grayscale="t" bilevel="t" chromakey="#A09D98" o:title=""/>
+                          <o:lock v:ext="edit" aspectratio="t"/>
+                        </v:shape>
+                      </v:group>
+                      <v:shape id="图片 23" o:spid="_x0000_s1026" o:spt="75" type="#_x0000_t75" style="position:absolute;left:21849;top:960;height:2273;width:2273;" filled="f" o:preferrelative="t" stroked="f" coordsize="21600,21600" o:gfxdata="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">
+                        <v:fill on="f" focussize="0,0"/>
+                        <v:stroke on="f"/>
+                        <v:imagedata r:id="rId7" o:title=""/>
+                        <o:lock v:ext="edit" aspectratio="t"/>
+                      </v:shape>
+                    </v:group>
+                  </w:pict>
+                </mc:Fallback>
+              </mc:AlternateContent>
+            </w:r>
             <w:r>
               <w:rPr>
                 <w:rFonts w:ascii="Times New Roman" w:hAnsi="Times New Roman" w:cs="Times New Roman"/>
@@ -2851,7 +2843,7 @@
         <mc:AlternateContent>
           <mc:Choice Requires="wps">
             <w:drawing>
-              <wp:anchor distT="0" distB="0" distL="114300" distR="114300" simplePos="0" relativeHeight="251660288" behindDoc="0" locked="0" layoutInCell="1" allowOverlap="1">
+              <wp:anchor distT="0" distB="0" distL="114300" distR="114300" simplePos="0" relativeHeight="251661312" behindDoc="0" locked="0" layoutInCell="1" allowOverlap="1">
                 <wp:simplePos x="0" y="0"/>
                 <wp:positionH relativeFrom="column">
                   <wp:posOffset>-570865</wp:posOffset>
@@ -2905,7 +2897,7 @@
           </mc:Choice>
           <mc:Fallback>
             <w:pict>
-              <v:line id="_x0000_s1026" o:spid="_x0000_s1026" o:spt="20" style="position:absolute;left:0pt;flip:y;margin-left:-44.95pt;margin-top:4.9pt;height:0.05pt;width:590.65pt;z-index:251660288;mso-width-relative:page;mso-height-relative:page;" filled="f" stroked="t" coordsize="21600,21600" o:gfxdata="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">
+              <v:line id="_x0000_s1026" o:spid="_x0000_s1026" o:spt="20" style="position:absolute;left:0pt;flip:y;margin-left:-44.95pt;margin-top:4.9pt;height:0.05pt;width:590.65pt;z-index:251661312;mso-width-relative:page;mso-height-relative:page;" filled="f" stroked="t" coordsize="21600,21600" o:gfxdata="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">
                 <v:fill on="f" focussize="0,0"/>
                 <v:stroke weight="0.5pt" color="#00B050 [3204]" miterlimit="8" joinstyle="miter"/>
                 <v:imagedata o:title=""/>
@@ -3020,6 +3012,8 @@
         </w:rPr>
         <w:t xml:space="preserve">天津市武清区创业总部基地 B07 </w:t>
       </w:r>
+      <w:bookmarkStart w:id="12" w:name="_GoBack"/>
+      <w:bookmarkEnd w:id="12"/>
     </w:p>
     <w:sectPr>
       <w:headerReference r:id="rId3" w:type="default"/>
